--- a/books/lincolns-inn-sermons-1/downloads/lincolns-inn-sermons-1.docx
+++ b/books/lincolns-inn-sermons-1/downloads/lincolns-inn-sermons-1.docx
@@ -7322,7 +7322,7 @@
         <w:rPr>
           <w:lang w:val="en-GB"/>
         </w:rPr>
-        <w:t xml:space="preserve">glare upon him as he reads those Commandments, which he has been punishing others for not keeping. The conviction strikes him,</w:t>
+        <w:t xml:space="preserve">glare upon him as he reads those Commandments, which he has been punishing others for not honouring. The conviction strikes him,</w:t>
       </w:r>
       <w:r>
         <w:rPr>

--- a/books/lincolns-inn-sermons-1/downloads/lincolns-inn-sermons-1.docx
+++ b/books/lincolns-inn-sermons-1/downloads/lincolns-inn-sermons-1.docx
@@ -232,7 +232,32 @@
         <w:rPr>
           <w:lang w:val="en-GB"/>
         </w:rPr>
-        <w:t xml:space="preserve">I. THE ADVENT OF CHRIST, AND THE EUCHARIST · p. 1</w:t>
+        <w:t xml:space="preserve">I.</w:t>
+      </w:r>
+      <w:r>
+        <w:rPr>
+          <w:lang w:val="en-GB"/>
+        </w:rPr>
+        <w:t xml:space="preserve"> </w:t>
+      </w:r>
+      <w:r>
+        <w:rPr>
+          <w:smallCaps/>
+          <w:lang w:val="en-GB"/>
+        </w:rPr>
+        <w:t xml:space="preserve">The Advent of Christ, and the Eucharist</w:t>
+      </w:r>
+      <w:r>
+        <w:rPr>
+          <w:lang w:val="en-GB"/>
+        </w:rPr>
+        <w:t xml:space="preserve"> </w:t>
+      </w:r>
+      <w:r>
+        <w:rPr>
+          <w:lang w:val="en-GB"/>
+        </w:rPr>
+        <w:t xml:space="preserve">· p. 1</w:t>
       </w:r>
     </w:p>
     <w:p>
@@ -246,7 +271,32 @@
         <w:rPr>
           <w:lang w:val="en-GB"/>
         </w:rPr>
-        <w:t xml:space="preserve">II. THE SACRAMENTAL CHARACTER OF THE BIBLE · p. 19</w:t>
+        <w:t xml:space="preserve">II.</w:t>
+      </w:r>
+      <w:r>
+        <w:rPr>
+          <w:lang w:val="en-GB"/>
+        </w:rPr>
+        <w:t xml:space="preserve"> </w:t>
+      </w:r>
+      <w:r>
+        <w:rPr>
+          <w:smallCaps/>
+          <w:lang w:val="en-GB"/>
+        </w:rPr>
+        <w:t xml:space="preserve">The Sacramental Character of the Bible</w:t>
+      </w:r>
+      <w:r>
+        <w:rPr>
+          <w:lang w:val="en-GB"/>
+        </w:rPr>
+        <w:t xml:space="preserve"> </w:t>
+      </w:r>
+      <w:r>
+        <w:rPr>
+          <w:lang w:val="en-GB"/>
+        </w:rPr>
+        <w:t xml:space="preserve">· p. 19</w:t>
       </w:r>
     </w:p>
     <w:p>
@@ -260,7 +310,32 @@
         <w:rPr>
           <w:lang w:val="en-GB"/>
         </w:rPr>
-        <w:t xml:space="preserve">III. THE CHRISTIAN PRIEST · p. 38</w:t>
+        <w:t xml:space="preserve">III.</w:t>
+      </w:r>
+      <w:r>
+        <w:rPr>
+          <w:lang w:val="en-GB"/>
+        </w:rPr>
+        <w:t xml:space="preserve"> </w:t>
+      </w:r>
+      <w:r>
+        <w:rPr>
+          <w:smallCaps/>
+          <w:lang w:val="en-GB"/>
+        </w:rPr>
+        <w:t xml:space="preserve">The Christian Priest</w:t>
+      </w:r>
+      <w:r>
+        <w:rPr>
+          <w:lang w:val="en-GB"/>
+        </w:rPr>
+        <w:t xml:space="preserve"> </w:t>
+      </w:r>
+      <w:r>
+        <w:rPr>
+          <w:lang w:val="en-GB"/>
+        </w:rPr>
+        <w:t xml:space="preserve">· p. 38</w:t>
       </w:r>
     </w:p>
     <w:p>
@@ -274,7 +349,32 @@
         <w:rPr>
           <w:lang w:val="en-GB"/>
         </w:rPr>
-        <w:t xml:space="preserve">IV. THE CHRISTIAN LIFE · p. 57</w:t>
+        <w:t xml:space="preserve">IV.</w:t>
+      </w:r>
+      <w:r>
+        <w:rPr>
+          <w:lang w:val="en-GB"/>
+        </w:rPr>
+        <w:t xml:space="preserve"> </w:t>
+      </w:r>
+      <w:r>
+        <w:rPr>
+          <w:smallCaps/>
+          <w:lang w:val="en-GB"/>
+        </w:rPr>
+        <w:t xml:space="preserve">The Christian Life</w:t>
+      </w:r>
+      <w:r>
+        <w:rPr>
+          <w:lang w:val="en-GB"/>
+        </w:rPr>
+        <w:t xml:space="preserve"> </w:t>
+      </w:r>
+      <w:r>
+        <w:rPr>
+          <w:lang w:val="en-GB"/>
+        </w:rPr>
+        <w:t xml:space="preserve">· p. 57</w:t>
       </w:r>
     </w:p>
     <w:p>
@@ -288,7 +388,32 @@
         <w:rPr>
           <w:lang w:val="en-GB"/>
         </w:rPr>
-        <w:t xml:space="preserve">V. CHRISTIAN INNOCENCE · p. 74</w:t>
+        <w:t xml:space="preserve">V.</w:t>
+      </w:r>
+      <w:r>
+        <w:rPr>
+          <w:lang w:val="en-GB"/>
+        </w:rPr>
+        <w:t xml:space="preserve"> </w:t>
+      </w:r>
+      <w:r>
+        <w:rPr>
+          <w:smallCaps/>
+          <w:lang w:val="en-GB"/>
+        </w:rPr>
+        <w:t xml:space="preserve">Christian Innocence</w:t>
+      </w:r>
+      <w:r>
+        <w:rPr>
+          <w:lang w:val="en-GB"/>
+        </w:rPr>
+        <w:t xml:space="preserve"> </w:t>
+      </w:r>
+      <w:r>
+        <w:rPr>
+          <w:lang w:val="en-GB"/>
+        </w:rPr>
+        <w:t xml:space="preserve">· p. 74</w:t>
       </w:r>
     </w:p>
     <w:p>
@@ -302,7 +427,32 @@
         <w:rPr>
           <w:lang w:val="en-GB"/>
         </w:rPr>
-        <w:t xml:space="preserve">VI. THE CIRCUMCISION OF THE SPIRIT · p. 91</w:t>
+        <w:t xml:space="preserve">VI.</w:t>
+      </w:r>
+      <w:r>
+        <w:rPr>
+          <w:lang w:val="en-GB"/>
+        </w:rPr>
+        <w:t xml:space="preserve"> </w:t>
+      </w:r>
+      <w:r>
+        <w:rPr>
+          <w:smallCaps/>
+          <w:lang w:val="en-GB"/>
+        </w:rPr>
+        <w:t xml:space="preserve">The Circumcision of the Spirit</w:t>
+      </w:r>
+      <w:r>
+        <w:rPr>
+          <w:lang w:val="en-GB"/>
+        </w:rPr>
+        <w:t xml:space="preserve"> </w:t>
+      </w:r>
+      <w:r>
+        <w:rPr>
+          <w:lang w:val="en-GB"/>
+        </w:rPr>
+        <w:t xml:space="preserve">· p. 91</w:t>
       </w:r>
     </w:p>
     <w:p>
@@ -316,7 +466,32 @@
         <w:rPr>
           <w:lang w:val="en-GB"/>
         </w:rPr>
-        <w:t xml:space="preserve">VII. THE GOSPEL THE MANIFESTATION OF GOD · p. 105</w:t>
+        <w:t xml:space="preserve">VII.</w:t>
+      </w:r>
+      <w:r>
+        <w:rPr>
+          <w:lang w:val="en-GB"/>
+        </w:rPr>
+        <w:t xml:space="preserve"> </w:t>
+      </w:r>
+      <w:r>
+        <w:rPr>
+          <w:smallCaps/>
+          <w:lang w:val="en-GB"/>
+        </w:rPr>
+        <w:t xml:space="preserve">The Gospel the Manifestation of God</w:t>
+      </w:r>
+      <w:r>
+        <w:rPr>
+          <w:lang w:val="en-GB"/>
+        </w:rPr>
+        <w:t xml:space="preserve"> </w:t>
+      </w:r>
+      <w:r>
+        <w:rPr>
+          <w:lang w:val="en-GB"/>
+        </w:rPr>
+        <w:t xml:space="preserve">· p. 105</w:t>
       </w:r>
     </w:p>
     <w:p>
@@ -330,7 +505,32 @@
         <w:rPr>
           <w:lang w:val="en-GB"/>
         </w:rPr>
-        <w:t xml:space="preserve">VIII. THE COMPLETE MAN · p. 122</w:t>
+        <w:t xml:space="preserve">VIII.</w:t>
+      </w:r>
+      <w:r>
+        <w:rPr>
+          <w:lang w:val="en-GB"/>
+        </w:rPr>
+        <w:t xml:space="preserve"> </w:t>
+      </w:r>
+      <w:r>
+        <w:rPr>
+          <w:smallCaps/>
+          <w:lang w:val="en-GB"/>
+        </w:rPr>
+        <w:t xml:space="preserve">The Complete Man</w:t>
+      </w:r>
+      <w:r>
+        <w:rPr>
+          <w:lang w:val="en-GB"/>
+        </w:rPr>
+        <w:t xml:space="preserve"> </w:t>
+      </w:r>
+      <w:r>
+        <w:rPr>
+          <w:lang w:val="en-GB"/>
+        </w:rPr>
+        <w:t xml:space="preserve">· p. 122</w:t>
       </w:r>
     </w:p>
     <w:p>
@@ -344,7 +544,32 @@
         <w:rPr>
           <w:lang w:val="en-GB"/>
         </w:rPr>
-        <w:t xml:space="preserve">IX. THE GOSPEL OF REPENTANCE · p. 139</w:t>
+        <w:t xml:space="preserve">IX.</w:t>
+      </w:r>
+      <w:r>
+        <w:rPr>
+          <w:lang w:val="en-GB"/>
+        </w:rPr>
+        <w:t xml:space="preserve"> </w:t>
+      </w:r>
+      <w:r>
+        <w:rPr>
+          <w:smallCaps/>
+          <w:lang w:val="en-GB"/>
+        </w:rPr>
+        <w:t xml:space="preserve">The Gospel of Repentance</w:t>
+      </w:r>
+      <w:r>
+        <w:rPr>
+          <w:lang w:val="en-GB"/>
+        </w:rPr>
+        <w:t xml:space="preserve"> </w:t>
+      </w:r>
+      <w:r>
+        <w:rPr>
+          <w:lang w:val="en-GB"/>
+        </w:rPr>
+        <w:t xml:space="preserve">· p. 139</w:t>
       </w:r>
     </w:p>
     <w:p>
@@ -358,7 +583,32 @@
         <w:rPr>
           <w:lang w:val="en-GB"/>
         </w:rPr>
-        <w:t xml:space="preserve">X. THE PERFECT REVELATION · p. 154</w:t>
+        <w:t xml:space="preserve">X.</w:t>
+      </w:r>
+      <w:r>
+        <w:rPr>
+          <w:lang w:val="en-GB"/>
+        </w:rPr>
+        <w:t xml:space="preserve"> </w:t>
+      </w:r>
+      <w:r>
+        <w:rPr>
+          <w:smallCaps/>
+          <w:lang w:val="en-GB"/>
+        </w:rPr>
+        <w:t xml:space="preserve">The Perfect Revelation</w:t>
+      </w:r>
+      <w:r>
+        <w:rPr>
+          <w:lang w:val="en-GB"/>
+        </w:rPr>
+        <w:t xml:space="preserve"> </w:t>
+      </w:r>
+      <w:r>
+        <w:rPr>
+          <w:lang w:val="en-GB"/>
+        </w:rPr>
+        <w:t xml:space="preserve">· p. 154</w:t>
       </w:r>
     </w:p>
     <w:p>
@@ -372,7 +622,32 @@
         <w:rPr>
           <w:lang w:val="en-GB"/>
         </w:rPr>
-        <w:t xml:space="preserve">XI. THE LABOURERS AND THE FEAST · p. 167</w:t>
+        <w:t xml:space="preserve">XI.</w:t>
+      </w:r>
+      <w:r>
+        <w:rPr>
+          <w:lang w:val="en-GB"/>
+        </w:rPr>
+        <w:t xml:space="preserve"> </w:t>
+      </w:r>
+      <w:r>
+        <w:rPr>
+          <w:smallCaps/>
+          <w:lang w:val="en-GB"/>
+        </w:rPr>
+        <w:t xml:space="preserve">The Labourers and the Feast</w:t>
+      </w:r>
+      <w:r>
+        <w:rPr>
+          <w:lang w:val="en-GB"/>
+        </w:rPr>
+        <w:t xml:space="preserve"> </w:t>
+      </w:r>
+      <w:r>
+        <w:rPr>
+          <w:lang w:val="en-GB"/>
+        </w:rPr>
+        <w:t xml:space="preserve">· p. 167</w:t>
       </w:r>
     </w:p>
     <w:p>
@@ -386,7 +661,32 @@
         <w:rPr>
           <w:lang w:val="en-GB"/>
         </w:rPr>
-        <w:t xml:space="preserve">XII. CHRIST THE SOWER · p. 178</w:t>
+        <w:t xml:space="preserve">XII.</w:t>
+      </w:r>
+      <w:r>
+        <w:rPr>
+          <w:lang w:val="en-GB"/>
+        </w:rPr>
+        <w:t xml:space="preserve"> </w:t>
+      </w:r>
+      <w:r>
+        <w:rPr>
+          <w:smallCaps/>
+          <w:lang w:val="en-GB"/>
+        </w:rPr>
+        <w:t xml:space="preserve">Christ the Sower</w:t>
+      </w:r>
+      <w:r>
+        <w:rPr>
+          <w:lang w:val="en-GB"/>
+        </w:rPr>
+        <w:t xml:space="preserve"> </w:t>
+      </w:r>
+      <w:r>
+        <w:rPr>
+          <w:lang w:val="en-GB"/>
+        </w:rPr>
+        <w:t xml:space="preserve">· p. 178</w:t>
       </w:r>
     </w:p>
     <w:p>
@@ -400,7 +700,32 @@
         <w:rPr>
           <w:lang w:val="en-GB"/>
         </w:rPr>
-        <w:t xml:space="preserve">XIII. THE THREE THINGS WHICH ABIDE · p. 192</w:t>
+        <w:t xml:space="preserve">XIII.</w:t>
+      </w:r>
+      <w:r>
+        <w:rPr>
+          <w:lang w:val="en-GB"/>
+        </w:rPr>
+        <w:t xml:space="preserve"> </w:t>
+      </w:r>
+      <w:r>
+        <w:rPr>
+          <w:smallCaps/>
+          <w:lang w:val="en-GB"/>
+        </w:rPr>
+        <w:t xml:space="preserve">The Three Things which abide</w:t>
+      </w:r>
+      <w:r>
+        <w:rPr>
+          <w:lang w:val="en-GB"/>
+        </w:rPr>
+        <w:t xml:space="preserve"> </w:t>
+      </w:r>
+      <w:r>
+        <w:rPr>
+          <w:lang w:val="en-GB"/>
+        </w:rPr>
+        <w:t xml:space="preserve">· p. 192</w:t>
       </w:r>
     </w:p>
     <w:p>
@@ -414,7 +739,32 @@
         <w:rPr>
           <w:lang w:val="en-GB"/>
         </w:rPr>
-        <w:t xml:space="preserve">XIV. EARTH AND HEAVEN · p. 206</w:t>
+        <w:t xml:space="preserve">XIV.</w:t>
+      </w:r>
+      <w:r>
+        <w:rPr>
+          <w:lang w:val="en-GB"/>
+        </w:rPr>
+        <w:t xml:space="preserve"> </w:t>
+      </w:r>
+      <w:r>
+        <w:rPr>
+          <w:smallCaps/>
+          <w:lang w:val="en-GB"/>
+        </w:rPr>
+        <w:t xml:space="preserve">Earth and Heaven</w:t>
+      </w:r>
+      <w:r>
+        <w:rPr>
+          <w:lang w:val="en-GB"/>
+        </w:rPr>
+        <w:t xml:space="preserve"> </w:t>
+      </w:r>
+      <w:r>
+        <w:rPr>
+          <w:lang w:val="en-GB"/>
+        </w:rPr>
+        <w:t xml:space="preserve">· p. 206</w:t>
       </w:r>
     </w:p>
     <w:p>
@@ -428,7 +778,32 @@
         <w:rPr>
           <w:lang w:val="en-GB"/>
         </w:rPr>
-        <w:t xml:space="preserve">XV. THE EVIL NATURE IN OTHERS AND OURSELVES · p. 219</w:t>
+        <w:t xml:space="preserve">XV.</w:t>
+      </w:r>
+      <w:r>
+        <w:rPr>
+          <w:lang w:val="en-GB"/>
+        </w:rPr>
+        <w:t xml:space="preserve"> </w:t>
+      </w:r>
+      <w:r>
+        <w:rPr>
+          <w:smallCaps/>
+          <w:lang w:val="en-GB"/>
+        </w:rPr>
+        <w:t xml:space="preserve">The Evil Nature in Others and Ourselves</w:t>
+      </w:r>
+      <w:r>
+        <w:rPr>
+          <w:lang w:val="en-GB"/>
+        </w:rPr>
+        <w:t xml:space="preserve"> </w:t>
+      </w:r>
+      <w:r>
+        <w:rPr>
+          <w:lang w:val="en-GB"/>
+        </w:rPr>
+        <w:t xml:space="preserve">· p. 219</w:t>
       </w:r>
     </w:p>
     <w:p>
@@ -442,7 +817,32 @@
         <w:rPr>
           <w:lang w:val="en-GB"/>
         </w:rPr>
-        <w:t xml:space="preserve">XVI. THE LUSTS OF THE FLESH AND OF THE SPIRIT · p. 231</w:t>
+        <w:t xml:space="preserve">XVI.</w:t>
+      </w:r>
+      <w:r>
+        <w:rPr>
+          <w:lang w:val="en-GB"/>
+        </w:rPr>
+        <w:t xml:space="preserve"> </w:t>
+      </w:r>
+      <w:r>
+        <w:rPr>
+          <w:smallCaps/>
+          <w:lang w:val="en-GB"/>
+        </w:rPr>
+        <w:t xml:space="preserve">The Lusts of the Flesh and of the Spirit</w:t>
+      </w:r>
+      <w:r>
+        <w:rPr>
+          <w:lang w:val="en-GB"/>
+        </w:rPr>
+        <w:t xml:space="preserve"> </w:t>
+      </w:r>
+      <w:r>
+        <w:rPr>
+          <w:lang w:val="en-GB"/>
+        </w:rPr>
+        <w:t xml:space="preserve">· p. 231</w:t>
       </w:r>
     </w:p>
     <w:p>
@@ -456,7 +856,32 @@
         <w:rPr>
           <w:lang w:val="en-GB"/>
         </w:rPr>
-        <w:t xml:space="preserve">XVII. THE WORLD AND THE CHURCH · p. 246</w:t>
+        <w:t xml:space="preserve">XVII.</w:t>
+      </w:r>
+      <w:r>
+        <w:rPr>
+          <w:lang w:val="en-GB"/>
+        </w:rPr>
+        <w:t xml:space="preserve"> </w:t>
+      </w:r>
+      <w:r>
+        <w:rPr>
+          <w:smallCaps/>
+          <w:lang w:val="en-GB"/>
+        </w:rPr>
+        <w:t xml:space="preserve">The World and the Church</w:t>
+      </w:r>
+      <w:r>
+        <w:rPr>
+          <w:lang w:val="en-GB"/>
+        </w:rPr>
+        <w:t xml:space="preserve"> </w:t>
+      </w:r>
+      <w:r>
+        <w:rPr>
+          <w:lang w:val="en-GB"/>
+        </w:rPr>
+        <w:t xml:space="preserve">· p. 246</w:t>
       </w:r>
     </w:p>
     <w:p>
@@ -470,7 +895,32 @@
         <w:rPr>
           <w:lang w:val="en-GB"/>
         </w:rPr>
-        <w:t xml:space="preserve">XVIII. THE DEVIL AND GOD · p. 264</w:t>
+        <w:t xml:space="preserve">XVIII.</w:t>
+      </w:r>
+      <w:r>
+        <w:rPr>
+          <w:lang w:val="en-GB"/>
+        </w:rPr>
+        <w:t xml:space="preserve"> </w:t>
+      </w:r>
+      <w:r>
+        <w:rPr>
+          <w:smallCaps/>
+          <w:lang w:val="en-GB"/>
+        </w:rPr>
+        <w:t xml:space="preserve">The Devil and God</w:t>
+      </w:r>
+      <w:r>
+        <w:rPr>
+          <w:lang w:val="en-GB"/>
+        </w:rPr>
+        <w:t xml:space="preserve"> </w:t>
+      </w:r>
+      <w:r>
+        <w:rPr>
+          <w:lang w:val="en-GB"/>
+        </w:rPr>
+        <w:t xml:space="preserve">· p. 264</w:t>
       </w:r>
     </w:p>
     <w:p>
@@ -484,7 +934,32 @@
         <w:rPr>
           <w:lang w:val="en-GB"/>
         </w:rPr>
-        <w:t xml:space="preserve">XIX. HOW WE LEARN TO FIGHT · p. 279</w:t>
+        <w:t xml:space="preserve">XIX.</w:t>
+      </w:r>
+      <w:r>
+        <w:rPr>
+          <w:lang w:val="en-GB"/>
+        </w:rPr>
+        <w:t xml:space="preserve"> </w:t>
+      </w:r>
+      <w:r>
+        <w:rPr>
+          <w:smallCaps/>
+          <w:lang w:val="en-GB"/>
+        </w:rPr>
+        <w:t xml:space="preserve">How we learn to Fight</w:t>
+      </w:r>
+      <w:r>
+        <w:rPr>
+          <w:lang w:val="en-GB"/>
+        </w:rPr>
+        <w:t xml:space="preserve"> </w:t>
+      </w:r>
+      <w:r>
+        <w:rPr>
+          <w:lang w:val="en-GB"/>
+        </w:rPr>
+        <w:t xml:space="preserve">· p. 279</w:t>
       </w:r>
     </w:p>
     <w:p>
@@ -498,7 +973,32 @@
         <w:rPr>
           <w:lang w:val="en-GB"/>
         </w:rPr>
-        <w:t xml:space="preserve">XX. PASSION WEEK ; ITS DANGERS AND BLESSINGS · p. 293</w:t>
+        <w:t xml:space="preserve">XX.</w:t>
+      </w:r>
+      <w:r>
+        <w:rPr>
+          <w:lang w:val="en-GB"/>
+        </w:rPr>
+        <w:t xml:space="preserve"> </w:t>
+      </w:r>
+      <w:r>
+        <w:rPr>
+          <w:smallCaps/>
+          <w:lang w:val="en-GB"/>
+        </w:rPr>
+        <w:t xml:space="preserve">Passion Week ; its Dangers and Blessings</w:t>
+      </w:r>
+      <w:r>
+        <w:rPr>
+          <w:lang w:val="en-GB"/>
+        </w:rPr>
+        <w:t xml:space="preserve"> </w:t>
+      </w:r>
+      <w:r>
+        <w:rPr>
+          <w:lang w:val="en-GB"/>
+        </w:rPr>
+        <w:t xml:space="preserve">· p. 293</w:t>
       </w:r>
     </w:p>
     <w:bookmarkEnd w:id="9"/>
@@ -1387,7 +1887,7 @@
           <w:iCs/>
           <w:lang w:val="en-GB"/>
         </w:rPr>
-        <w:t xml:space="preserve">Moreover, brethren, I would not that ye should be ignorant, how that all our fathers were under the cloud, and all passed through the sea: and were all baptized unto Moses in the cloud and in the sea; and did all eat the same spiritual meat; and did all drink the same spiritual drink: for they drank of that spiritual Rock that followed them: and that Rock was Christ. But with many of them God was not well pleased: for they were overthrown in the wilderness. Now these things were our examples, to the intent we should not lust after evil things, as they also lusted. Neither be ye idolaters, as were some of them; as it is written, The people sat down to eat and drink, and rose up to play. Neither let us commit fornication, as some of them committed, and fell in one day three and twenty thousand. Neither let us tempt Christ, as some of them also tempted, and were destroyed of serpents. Neither murmur ye, as some of them also murmured, and were destroyed of the destroyer</w:t>
+        <w:t xml:space="preserve">Moreover, brethren, I would not that ye should be ignorant, how that all our fathers were under the cloud, and all passed through the sea; and were all baptized unto Moses in the cloud and in the sea; and did all eat the same spiritual meat; and did all drink the same spiritual drink: for they drank of that spiritual Rock that followed them: and that Rock was Christ. But with many of them God was not well pleased: for they were overthrown in the wilderness. Now these things were our examples, to the intent we should not lust after evil things, as they also lusted. Neither be ye idolaters, as were some of them; as it is written, The people sat down to eat and drink, and rose up to play. Neither let us commit fornication, as some of them committed, and fell in one day three and twenty thousand. Neither let us tempt Christ, as some of them also tempted, and were destroyed of serpents. Neither murmur ye, as some of them also murmured, and were destroyed of the destroyer</w:t>
       </w:r>
       <w:r>
         <w:rPr>
@@ -1506,7 +2006,7 @@
         <w:rPr>
           <w:lang w:val="en-GB"/>
         </w:rPr>
-        <w:t xml:space="preserve">It is evident from the passage I read to you, and from those which follow it, that St. Paul is speaking to the Corinthians expressly as a Church cemented by Sacraments. He had the double purpose of teaching them to understand and not to abuse their Sacraments, by faithfully studying the Scriptures of the Jews as records of their Sacramental discipline, and then to understand those Scriptures by the light which fell upon them from the Sacraments of the New Dispensation. I wish to follow him in that course of thought. As I endeavoured last Sunday to show you how the difficulties respecting our Lord’s Advent in humiliation and His advent to judgment ran parallel with the difficulties which were agitating men’s minds respecting the Eucharist, and how by reflecting on each we might arrive at some satisfaction respecting the other: so now I will endeavour to show you that our difficulties respecting the Scripture, and our difficulties respecting the Eucharist, likewise illustrate each other; and that we shall not enter fully into the Sacrament of the Lord’s Supper if we study its nature anywhere but in the Bible, or the Bible if we try to understand whither it is leading, and how the different stages of its history are related to each other, except from the Lord’s Supper.</w:t>
+        <w:t xml:space="preserve">It is evident from the passage I read to you, and from those which follow it, that St. Paul is speaking to the Corinthians expressly as a Church cemented by Sacraments. He had the double purpose of teaching them to understand and not to abuse their Sacraments, by faithfully studying the Scriptures of the Jews as records of their Sacramental discipline, and then to understand those Scriptures by the light which fell upon them from the Sacraments of the New Dispensation. I wish to follow him in that course of thought. As I endeavoured last Sunday to show you how the difficulties respecting our Lord’s Advent in humiliation and His advent to judgment ran parallel with the difficulties which were agitating men’s minds respecting the Eucharist, and how by reflecting on each we might arrive at some satisfaction respecting the other; so now I will endeavour to show you that our difficulties respecting the Scripture, and our difficulties respecting the Eucharist, likewise illustrate each other; and that we shall not enter fully into the Sacrament of the Lord’s Supper if we study its nature anywhere but in the Bible, or the Bible if we try to understand whither it is leading, and how the different stages of its history are related to each other, except from the Lord’s Supper.</w:t>
       </w:r>
     </w:p>
     <w:p>
@@ -3304,7 +3804,7 @@
     </w:p>
     <w:p>
       <w:pPr>
-        <w:pStyle w:val="FirstParagraph"/>
+        <w:pStyle w:val="Centered"/>
       </w:pPr>
       <w:r>
         <w:rPr>
@@ -4360,7 +4860,7 @@
         <w:rPr>
           <w:lang w:val="en-GB"/>
         </w:rPr>
-        <w:t xml:space="preserve">right! And it does arise, it does force itself upon me. I may have shuffled through the world a long time without asking myself whether my words and deeds express what is in me, or whether I merely adopted them because they were expected from me; changing them, therefore, when I go into some other society, as I change the current coin of one country for that of its neighbour, when I pass the frontier. It may be an interruption to my work to entertain this question. I may be very glad to dismiss it: but it comes back to me. I cannot pretend to be straightforward and honest if I do not face it; and yet, when I do face it, what insincerity comes to light within me! At home, in secret hours, I have to endure an inquisition. I have to be put upon a rack, which is much more searching and terrible than any I can ever be exposed to in the world. And then many words which I hear in the world—words which fell very lightly on my ear once—will seem to repeat this secret examination, and to increase the torture of it. I hear people complimenting themselves, complimenting each other, upon their sincerity. Whatever other virtues they may be wanting in, that they can claim. Happy, enviable men! What would I not give to purchase their secret! What efforts would I not make to attain the blessing which they appear to have reached so easily, and to hold so securely!”</w:t>
+        <w:t xml:space="preserve">right! And it does arise, it does force itself upon me. I may have shuffled through the world a long time without asking myself whether my words and deeds express what is in me, or whether I merely adopted them because they were expected from me; changing them, therefore, when I go into some other society, as I change the current coin of one country for that of its neighbour, when I pass the frontier. It may be an interruption to my work to entertain this question. I may be very glad to dismiss it; but it comes back to me. I cannot pretend to be straightforward and honest if I do not face it; and yet, when I do face it, what insincerity comes to light within me! At home, in secret hours, I have to endure an inquisition. I have to be put upon a rack, which is much more searching and terrible than any I can ever be exposed to in the world. And then many words which I hear in the world—words which fell very lightly on my ear once—will seem to repeat this secret examination, and to increase the torture of it. I hear people complimenting themselves, complimenting each other, upon their sincerity. Whatever other virtues they may be wanting in, that they can claim. Happy, enviable men! What would I not give to purchase their secret! What efforts would I not make to attain the blessing which they appear to have reached so easily, and to hold so securely!”</w:t>
       </w:r>
     </w:p>
     <w:p>
@@ -6939,98 +7439,98 @@
     </w:p>
     <w:p>
       <w:pPr>
+        <w:pStyle w:val="Centered"/>
+      </w:pPr>
+      <w:r>
+        <w:rPr>
+          <w:lang w:val="en-GB"/>
+        </w:rPr>
+        <w:t xml:space="preserve">THIRD SUNDAY AFTER EPIPHANY</w:t>
+      </w:r>
+    </w:p>
+    <w:p>
+      <w:pPr>
+        <w:pStyle w:val="Centered"/>
+      </w:pPr>
+      <w:r>
+        <w:rPr>
+          <w:smallCaps/>
+          <w:lang w:val="en-GB"/>
+        </w:rPr>
+        <w:t xml:space="preserve">January</w:t>
+      </w:r>
+      <w:r>
+        <w:rPr>
+          <w:lang w:val="en-GB"/>
+        </w:rPr>
+        <w:t xml:space="preserve"> </w:t>
+      </w:r>
+      <w:r>
+        <w:rPr>
+          <w:lang w:val="en-GB"/>
+        </w:rPr>
+        <w:t xml:space="preserve">25, 1857</w:t>
+      </w:r>
+    </w:p>
+    <w:p>
+      <w:pPr>
+        <w:pStyle w:val="BlockText"/>
+      </w:pPr>
+      <w:r>
+        <w:rPr>
+          <w:lang w:val="en-GB"/>
+        </w:rPr>
+        <w:t xml:space="preserve">“</w:t>
+      </w:r>
+      <w:r>
+        <w:rPr>
+          <w:i/>
+          <w:iCs/>
+          <w:lang w:val="en-GB"/>
+        </w:rPr>
+        <w:t xml:space="preserve">Whereupon, O King Agrippa, I was not disobedient unto the heavenly vision; but shewed first unto them of Damascus, and at Jerusalem, and throughout all the coasts of Judea, and then to the Gentiles, that they should repent and turn to God, and do works meet for repentance</w:t>
+      </w:r>
+      <w:r>
+        <w:rPr>
+          <w:lang w:val="en-GB"/>
+        </w:rPr>
+        <w:t xml:space="preserve">.”</w:t>
+      </w:r>
+      <w:r>
+        <w:rPr>
+          <w:lang w:val="en-GB"/>
+        </w:rPr>
+        <w:t xml:space="preserve">—</w:t>
+      </w:r>
+      <w:r>
+        <w:rPr>
+          <w:smallCaps/>
+          <w:lang w:val="en-GB"/>
+        </w:rPr>
+        <w:t xml:space="preserve">Acts</w:t>
+      </w:r>
+      <w:r>
+        <w:rPr>
+          <w:lang w:val="en-GB"/>
+        </w:rPr>
+        <w:t xml:space="preserve"> </w:t>
+      </w:r>
+      <w:r>
+        <w:rPr>
+          <w:lang w:val="en-GB"/>
+        </w:rPr>
+        <w:t xml:space="preserve">xxvi. 19, 20.</w:t>
+      </w:r>
+    </w:p>
+    <w:p>
+      <w:pPr>
         <w:pStyle w:val="FirstParagraph"/>
       </w:pPr>
       <w:r>
         <w:rPr>
-          <w:lang w:val="en-GB"/>
-        </w:rPr>
-        <w:t xml:space="preserve">THIRD SUNDAY AFTER EPIPHANY</w:t>
-      </w:r>
-    </w:p>
-    <w:p>
-      <w:pPr>
-        <w:pStyle w:val="Centered"/>
-      </w:pPr>
-      <w:r>
-        <w:rPr>
           <w:smallCaps/>
           <w:lang w:val="en-GB"/>
         </w:rPr>
-        <w:t xml:space="preserve">January</w:t>
-      </w:r>
-      <w:r>
-        <w:rPr>
-          <w:lang w:val="en-GB"/>
-        </w:rPr>
-        <w:t xml:space="preserve"> </w:t>
-      </w:r>
-      <w:r>
-        <w:rPr>
-          <w:lang w:val="en-GB"/>
-        </w:rPr>
-        <w:t xml:space="preserve">25, 1857</w:t>
-      </w:r>
-    </w:p>
-    <w:p>
-      <w:pPr>
-        <w:pStyle w:val="BlockText"/>
-      </w:pPr>
-      <w:r>
-        <w:rPr>
-          <w:lang w:val="en-GB"/>
-        </w:rPr>
-        <w:t xml:space="preserve">“</w:t>
-      </w:r>
-      <w:r>
-        <w:rPr>
-          <w:i/>
-          <w:iCs/>
-          <w:lang w:val="en-GB"/>
-        </w:rPr>
-        <w:t xml:space="preserve">Whereupon, O King Agrippa, I was not disobedient unto the heavenly vision; but shewed first unto them of Damascus, and at Jerusalem, and throughout all the coasts of Judea, and then to the Gentiles, that they should repent and turn to God, and do works meet for repentance</w:t>
-      </w:r>
-      <w:r>
-        <w:rPr>
-          <w:lang w:val="en-GB"/>
-        </w:rPr>
-        <w:t xml:space="preserve">.”</w:t>
-      </w:r>
-      <w:r>
-        <w:rPr>
-          <w:lang w:val="en-GB"/>
-        </w:rPr>
-        <w:t xml:space="preserve">—</w:t>
-      </w:r>
-      <w:r>
-        <w:rPr>
-          <w:smallCaps/>
-          <w:lang w:val="en-GB"/>
-        </w:rPr>
-        <w:t xml:space="preserve">Acts</w:t>
-      </w:r>
-      <w:r>
-        <w:rPr>
-          <w:lang w:val="en-GB"/>
-        </w:rPr>
-        <w:t xml:space="preserve"> </w:t>
-      </w:r>
-      <w:r>
-        <w:rPr>
-          <w:lang w:val="en-GB"/>
-        </w:rPr>
-        <w:t xml:space="preserve">xxvi. 19, 20.</w:t>
-      </w:r>
-    </w:p>
-    <w:p>
-      <w:pPr>
-        <w:pStyle w:val="FirstParagraph"/>
-      </w:pPr>
-      <w:r>
-        <w:rPr>
-          <w:smallCaps/>
-          <w:lang w:val="en-GB"/>
-        </w:rPr>
         <w:t xml:space="preserve">Was</w:t>
       </w:r>
       <w:r>
@@ -7334,7 +7834,7 @@
         <w:rPr>
           <w:lang w:val="en-GB"/>
         </w:rPr>
-        <w:t xml:space="preserve">“Thou dost covet: thou art full of covetousness.”</w:t>
+        <w:t xml:space="preserve">“Thou dost covet; thou art full of covetousness.”</w:t>
       </w:r>
       <w:r>
         <w:rPr>
@@ -9605,7 +10105,7 @@
         <w:rPr>
           <w:lang w:val="en-GB"/>
         </w:rPr>
-        <w:t xml:space="preserve">God must call. God must choose: we cannot. We are told that the Husbandman sent whom He would into the vineyard; that the King called whom He would to the feast; that at the end of the day the Husbandman ascertained by His questions whose eyes were evil when His were good; that the King came in to see the guests, and to know who had not the marriage-garment. If we fancy we can take any of these functions, we must learn from some other than our Lord how we are to perform them. He vindicates them to His Father: He says,</w:t>
+        <w:t xml:space="preserve">God must call. God must choose; we cannot. We are told that the Husbandman sent whom He would into the vineyard; that the King called whom He would to the feast; that at the end of the day the Husbandman ascertained by His questions whose eyes were evil when His were good; that the King came in to see the guests, and to know who had not the marriage-garment. If we fancy we can take any of these functions, we must learn from some other than our Lord how we are to perform them. He vindicates them to His Father; He says,</w:t>
       </w:r>
       <w:r>
         <w:rPr>
@@ -10518,7 +11018,7 @@
         <w:rPr>
           <w:lang w:val="en-GB"/>
         </w:rPr>
-        <w:t xml:space="preserve">The Parable of the Sower, then, serves better for testing what is passing in the heart of each hearer than for arraying hearers into classes. I do not however forget that it was spoken, like our Lord’s other parables, to a multitude. The desire for influencing crowds may be carried to great excess; it may involve terrible temptations. But there is a great justification for it. We may speak of a multitude of reeds being moved by the same wind. We may complain—in the language which St. Paul addresses to the Corinthians in the Epistle to-day—that those are liked best by crowds, who would bring them into bondage and smite them in the face. But such charges require to be well weighed before they are brought forward. There is something very awful, and very elevating too, in the influence which is produced upon a whole body of men by words addressed, ever so coarsely, to them as spiritual beings. As they listen to that voice, they confess that they are men bound together by the same bond, having the same interests; they confess that the same God is speaking to them all. Can you not think that whatever the message may be which is delivered by mortal lips, the Son of Man may be in the midst of such a multitude, sowing His seed in their hearts? It is something for men to be awakened to the thought that there is any one caring for them and wishing them good. They must think more reverently, more truly, of their Father in Heaven, when they suppose He is not indifferent to them, even if they think that He is only minded to punish them for their sins. And surely no punishments which can be set before them in rude material forms are so terrible as the actual separation from goodness and truth, of which the conscience bears witness to itself, and to which it has now perhaps been for the first time awakened. The reasons for terror are not exaggerated, though they may be misreported. What is needed is not that we should speak slightingly of such influences, from whatever quarter they may proceed,—not that we should try to explain away the reality of them,—not that we should boast of our own teaching, as if it were better and wiser, because it falls more lifelessly on men’s ears:—but to desire very earnestly that we may bear true witness of God, and so counteract any false witness of Him. It is easy to persuade ourselves—God knows how easy—that we ought to darken His character just a little, that we may increase men’s dread of continuing in their sins; that we ought, just a little, to lower the language of Apostles, when they say that it is His wish that all men should believe and come to the knowledge of the truth. Is it safe to use such very large expressions to men, so indifferent as the congregations of rich men generally are, so besotted as the congregations of poor men are likely enough to be? I answer to those who use such arguments, believing in their Bibles,</w:t>
+        <w:t xml:space="preserve">The Parable of the Sower, then, serves better for testing what is passing in the heart of each hearer than for arraying hearers into classes. I do not however forget that it was spoken, like our Lord’s other parables, to a multitude. The desire for influencing crowds may be carried to great excess; it may involve terrible temptations. But there is a great justification for it. We may speak of a multitude of reeds being moved by the same wind. We may complain—in the language which St. Paul addresses to the Corinthians in the Epistle to-day—that those are liked best by crowds, who would bring them into bondage and smite them in the face. But such charges require to be well weighed before they are brought forward. There is something very awful, and very elevating too, in the influence which is produced upon a whole body of men by words addressed, ever so coarsely, to them as spiritual beings. As they listen to that voice, they confess that they are men bound together by the same bond, having the same interests; they confess that the same God is speaking to them all. Can you not think that whatever the message may be which is delivered by mortal lips, the Son of Man may be in the midst of such a multitude, sowing His seed in their hearts? It is something for men to be awakened to the thought that there is any one caring for them and wishing them good. They must think more reverently, more truly, of their Father in Heaven, when they suppose He is not indifferent to them, even if they think that He is only minded to punish them for their sins. And surely no punishments which can be set before them in rude material forms are so terrible as the actual separation from goodness and truth, of which the conscience bears witness to itself, and to which it has now perhaps been for the first time awakened. The reasons for terror are not exaggerated, though they may be misreported. What is needed is not that we should speak slightingly of such influences, from whatever quarter they may proceed,—not that we should try to explain away the reality of them,—not that we should boast of our own teaching, as if it were better and wiser, because it falls more lifelessly on men’s ears;—but to desire very earnestly that we may bear true witness of God, and so counteract any false witness of Him. It is easy to persuade ourselves—God knows how easy—that we ought to darken His character just a little, that we may increase men’s dread of continuing in their sins; that we ought, just a little, to lower the language of Apostles, when they say that it is His wish that all men should believe and come to the knowledge of the truth. Is it safe to use such very large expressions to men, so indifferent as the congregations of rich men generally are, so besotted as the congregations of poor men are likely enough to be? I answer to those who use such arguments, believing in their Bibles,</w:t>
       </w:r>
       <w:r>
         <w:rPr>
@@ -17640,6 +18140,7 @@
       <w:keepNext/>
       <w:keepLines/>
       <w:spacing w:after="80" w:before="160"/>
+      <w:jc w:val="center"/>
       <w:outlineLvl w:val="1"/>
     </w:pPr>
     <w:rPr>
@@ -17663,6 +18164,7 @@
       <w:keepNext/>
       <w:keepLines/>
       <w:spacing w:after="80" w:before="160"/>
+      <w:jc w:val="center"/>
       <w:outlineLvl w:val="2"/>
     </w:pPr>
     <w:rPr>
